--- a/supplementariy_information.docx
+++ b/supplementariy_information.docx
@@ -1124,7 +1124,17 @@
           <w:szCs w:val="21"/>
           <w:lang w:val="en-US"/>
         </w:rPr>
-        <w:t>Supplementary Table 1</w:t>
+        <w:t xml:space="preserve">Supplementary Table </w:t>
+      </w:r>
+      <w:r>
+        <w:rPr>
+          <w:b/>
+          <w:bCs/>
+          <w:sz w:val="21"/>
+          <w:szCs w:val="21"/>
+          <w:lang w:val="en-US"/>
+        </w:rPr>
+        <w:t>2</w:t>
       </w:r>
       <w:r>
         <w:rPr>
